--- a/对话.docx
+++ b/对话.docx
@@ -48,8 +48,1509 @@
           <w:rFonts w:hint="eastAsia"/>
         </w:rPr>
       </w:pPr>
+    </w:p>
+    <w:p>
+      <w:pPr>
+        <w:rPr>
+          <w:rFonts w:hint="eastAsia"/>
+        </w:rPr>
+      </w:pPr>
+      <w:r>
+        <w:rPr>
+          <w:rFonts w:hint="eastAsia"/>
+        </w:rPr>
+        <w:t>不是简单地说“环境不一样所以没法移植”。更准确是：</w:t>
+      </w:r>
+    </w:p>
+    <w:p>
+      <w:pPr>
+        <w:rPr>
+          <w:rFonts w:hint="eastAsia"/>
+        </w:rPr>
+      </w:pPr>
+    </w:p>
+    <w:p>
+      <w:pPr>
+        <w:rPr>
+          <w:rFonts w:hint="eastAsia"/>
+        </w:rPr>
+      </w:pPr>
+      <w:r>
+        <w:rPr>
+          <w:rFonts w:hint="eastAsia"/>
+        </w:rPr>
+        <w:t>**主流程可以移植，但不可能做到逐帧结果完全一致。** 因为 Windows 和 RK 的推理链路确实有几处关键差异，会让同一帧的检测框、OBB 角点、OCR 文本都发生细小偏移，而投票又很敏感。</w:t>
+      </w:r>
+    </w:p>
+    <w:p>
+      <w:pPr>
+        <w:rPr>
+          <w:rFonts w:hint="eastAsia"/>
+        </w:rPr>
+      </w:pPr>
+    </w:p>
+    <w:p>
+      <w:pPr>
+        <w:rPr>
+          <w:rFonts w:hint="eastAsia"/>
+        </w:rPr>
+      </w:pPr>
+      <w:r>
+        <w:rPr>
+          <w:rFonts w:hint="eastAsia"/>
+        </w:rPr>
+        <w:t>主要差异是这些：</w:t>
+      </w:r>
+    </w:p>
+    <w:p>
+      <w:pPr>
+        <w:rPr>
+          <w:rFonts w:hint="eastAsia"/>
+        </w:rPr>
+      </w:pPr>
+    </w:p>
+    <w:p>
+      <w:pPr>
+        <w:rPr>
+          <w:rFonts w:hint="eastAsia"/>
+        </w:rPr>
+      </w:pPr>
+      <w:r>
+        <w:rPr>
+          <w:rFonts w:hint="eastAsia"/>
+        </w:rPr>
+        <w:t>1. **车辆/车牌模型运行后端不同**</w:t>
+      </w:r>
+    </w:p>
+    <w:p>
+      <w:pPr>
+        <w:rPr>
+          <w:rFonts w:hint="eastAsia"/>
+        </w:rPr>
+      </w:pPr>
+      <w:r>
+        <w:rPr>
+          <w:rFonts w:hint="eastAsia"/>
+        </w:rPr>
+        <w:t xml:space="preserve">   - Windows：PyTorch/Ultralytics `.pt`</w:t>
+      </w:r>
+    </w:p>
+    <w:p>
+      <w:pPr>
+        <w:rPr>
+          <w:rFonts w:hint="eastAsia"/>
+        </w:rPr>
+      </w:pPr>
+      <w:r>
+        <w:rPr>
+          <w:rFonts w:hint="eastAsia"/>
+        </w:rPr>
+        <w:t xml:space="preserve">   - RK：RKNN `.rknn`</w:t>
+      </w:r>
+    </w:p>
+    <w:p>
+      <w:pPr>
+        <w:rPr>
+          <w:rFonts w:hint="eastAsia"/>
+        </w:rPr>
+      </w:pPr>
+      <w:r>
+        <w:rPr>
+          <w:rFonts w:hint="eastAsia"/>
+        </w:rPr>
+        <w:t xml:space="preserve">   - 即使模型来源相同，量化、预处理、NMS、输出解码都会让框的位置和置信度不完全一样。</w:t>
+      </w:r>
+    </w:p>
+    <w:p>
+      <w:pPr>
+        <w:rPr>
+          <w:rFonts w:hint="eastAsia"/>
+        </w:rPr>
+      </w:pPr>
+    </w:p>
+    <w:p>
+      <w:pPr>
+        <w:rPr>
+          <w:rFonts w:hint="eastAsia"/>
+        </w:rPr>
+      </w:pPr>
+      <w:r>
+        <w:rPr>
+          <w:rFonts w:hint="eastAsia"/>
+        </w:rPr>
+        <w:t>2. **性能压力不同**</w:t>
+      </w:r>
+    </w:p>
+    <w:p>
+      <w:pPr>
+        <w:rPr>
+          <w:rFonts w:hint="eastAsia"/>
+        </w:rPr>
+      </w:pPr>
+      <w:r>
+        <w:rPr>
+          <w:rFonts w:hint="eastAsia"/>
+        </w:rPr>
+        <w:t xml:space="preserve">   - Windows 可以每帧跑车辆检测。</w:t>
+      </w:r>
+    </w:p>
+    <w:p>
+      <w:pPr>
+        <w:rPr>
+          <w:rFonts w:hint="eastAsia"/>
+        </w:rPr>
+      </w:pPr>
+      <w:r>
+        <w:rPr>
+          <w:rFonts w:hint="eastAsia"/>
+        </w:rPr>
+        <w:t xml:space="preserve">   - RK 每帧检测只有约 `4.97 FPS`，所以之前用 `vehicle-detect-interval=3` 才能到 `13 FPS` 左右。</w:t>
+      </w:r>
+    </w:p>
+    <w:p>
+      <w:pPr>
+        <w:rPr>
+          <w:rFonts w:hint="eastAsia"/>
+        </w:rPr>
+      </w:pPr>
+      <w:r>
+        <w:rPr>
+          <w:rFonts w:hint="eastAsia"/>
+        </w:rPr>
+        <w:t xml:space="preserve">   - 但一旦降频，中间帧预测框会改变车辆 ROI，进而改变 OBB 和 OCR 结果。</w:t>
+      </w:r>
+    </w:p>
+    <w:p>
+      <w:pPr>
+        <w:rPr>
+          <w:rFonts w:hint="eastAsia"/>
+        </w:rPr>
+      </w:pPr>
+    </w:p>
+    <w:p>
+      <w:pPr>
+        <w:rPr>
+          <w:rFonts w:hint="eastAsia"/>
+        </w:rPr>
+      </w:pPr>
+      <w:r>
+        <w:rPr>
+          <w:rFonts w:hint="eastAsia"/>
+        </w:rPr>
+        <w:t>3. **OCR 环境可能不同**</w:t>
+      </w:r>
+    </w:p>
+    <w:p>
+      <w:pPr>
+        <w:rPr>
+          <w:rFonts w:hint="eastAsia"/>
+        </w:rPr>
+      </w:pPr>
+      <w:r>
+        <w:rPr>
+          <w:rFonts w:hint="eastAsia"/>
+        </w:rPr>
+        <w:t xml:space="preserve">   - 都叫 HyperLPR3，但板端是 aarch64/Linux/ONNX Runtime，Windows 是 Windows 依赖栈。</w:t>
+      </w:r>
+    </w:p>
+    <w:p>
+      <w:pPr>
+        <w:rPr>
+          <w:rFonts w:hint="eastAsia"/>
+        </w:rPr>
+      </w:pPr>
+      <w:r>
+        <w:rPr>
+          <w:rFonts w:hint="eastAsia"/>
+        </w:rPr>
+        <w:t xml:space="preserve">   - 同一张 crop 通常应接近，但输入 crop 只要差一点，结果就可能从 `冀JC5210` 变成 `冀JE5210`、`冀JC521G` 这类。</w:t>
+      </w:r>
+    </w:p>
+    <w:p>
+      <w:pPr>
+        <w:rPr>
+          <w:rFonts w:hint="eastAsia"/>
+        </w:rPr>
+      </w:pPr>
+    </w:p>
+    <w:p>
+      <w:pPr>
+        <w:rPr>
+          <w:rFonts w:hint="eastAsia"/>
+        </w:rPr>
+      </w:pPr>
+      <w:r>
+        <w:rPr>
+          <w:rFonts w:hint="eastAsia"/>
+        </w:rPr>
+        <w:t>4. **板端之前缺少复盘输出**</w:t>
+      </w:r>
+    </w:p>
+    <w:p>
+      <w:pPr>
+        <w:rPr>
+          <w:rFonts w:hint="eastAsia"/>
+        </w:rPr>
+      </w:pPr>
+      <w:r>
+        <w:rPr>
+          <w:rFonts w:hint="eastAsia"/>
+        </w:rPr>
+        <w:t xml:space="preserve">   - 这不是“移植不了”，而是以前看不清差异在哪。</w:t>
+      </w:r>
+    </w:p>
+    <w:p>
+      <w:pPr>
+        <w:rPr>
+          <w:rFonts w:hint="eastAsia"/>
+        </w:rPr>
+      </w:pPr>
+      <w:r>
+        <w:rPr>
+          <w:rFonts w:hint="eastAsia"/>
+        </w:rPr>
+        <w:t xml:space="preserve">   - 现在补了 rejected 图片、vote_counts、candidate/rejected summary，就能定位是检测框、OBB、OCR 还是投票造成的。</w:t>
+      </w:r>
+    </w:p>
+    <w:p>
+      <w:pPr>
+        <w:rPr>
+          <w:rFonts w:hint="eastAsia"/>
+        </w:rPr>
+      </w:pPr>
+    </w:p>
+    <w:p>
+      <w:pPr>
+        <w:rPr>
+          <w:rFonts w:hint="eastAsia"/>
+        </w:rPr>
+      </w:pPr>
+      <w:r>
+        <w:rPr>
+          <w:rFonts w:hint="eastAsia"/>
+        </w:rPr>
+        <w:t>这次测试其实证明了一件好事：**逻辑已经能移植，差异主要出在 RK 推理结果和为了速度做的降频/预测。**</w:t>
+      </w:r>
+    </w:p>
+    <w:p>
+      <w:pPr>
+        <w:rPr>
+          <w:rFonts w:hint="eastAsia"/>
+        </w:rPr>
+      </w:pPr>
+    </w:p>
+    <w:p>
+      <w:pPr>
+        <w:rPr>
+          <w:rFonts w:hint="eastAsia"/>
+        </w:rPr>
+      </w:pPr>
+      <w:r>
+        <w:rPr>
+          <w:rFonts w:hint="eastAsia"/>
+        </w:rPr>
+        <w:t>下一步不该追求和 Windows 完全一模一样，而是建立“RK 等价基线”，然后针对 RK 的真实输出调策略：保留速度，同时让投票能容忍 `0/6/G`、`C/E` 这类小字符抖动。</w:t>
+      </w:r>
+    </w:p>
+    <w:p>
+      <w:pPr>
+        <w:rPr>
+          <w:rFonts w:hint="eastAsia"/>
+        </w:rPr>
+      </w:pPr>
+    </w:p>
+    <w:p>
+      <w:pPr>
+        <w:rPr>
+          <w:rFonts w:hint="eastAsia"/>
+        </w:rPr>
+      </w:pPr>
+      <w:r>
+        <w:rPr>
+          <w:rFonts w:hint="eastAsia"/>
+        </w:rPr>
+        <w:t>是的，不能完全复刻 Windows，不是单纯“代码没写一样”，而是 **运行环境、模型形态、算力结构、实时目标都不一样**。所以我们后来才把 RK 端从“Windows 等价模式”转成了“RK 专用流程”。</w:t>
+      </w:r>
+    </w:p>
+    <w:p>
+      <w:pPr>
+        <w:rPr>
+          <w:rFonts w:hint="eastAsia"/>
+        </w:rPr>
+      </w:pPr>
+    </w:p>
+    <w:p>
+      <w:pPr>
+        <w:rPr>
+          <w:rFonts w:hint="eastAsia"/>
+        </w:rPr>
+      </w:pPr>
+      <w:r>
+        <w:rPr>
+          <w:rFonts w:hint="eastAsia"/>
+        </w:rPr>
+        <w:t>核心原因有这些：</w:t>
+      </w:r>
+    </w:p>
+    <w:p>
+      <w:pPr>
+        <w:rPr>
+          <w:rFonts w:hint="eastAsia"/>
+        </w:rPr>
+      </w:pPr>
+    </w:p>
+    <w:p>
+      <w:pPr>
+        <w:rPr>
+          <w:rFonts w:hint="eastAsia"/>
+        </w:rPr>
+      </w:pPr>
+      <w:r>
+        <w:rPr>
+          <w:rFonts w:hint="eastAsia"/>
+        </w:rPr>
+        <w:t>1. **推理框架不一样**</w:t>
+      </w:r>
+    </w:p>
+    <w:p>
+      <w:pPr>
+        <w:rPr>
+          <w:rFonts w:hint="eastAsia"/>
+        </w:rPr>
+      </w:pPr>
+      <w:r>
+        <w:rPr>
+          <w:rFonts w:hint="eastAsia"/>
+        </w:rPr>
+        <w:t xml:space="preserve">   Windows 端跑的是 PyTorch / Ultralytics / ONNXRuntime，模型调用、后处理、输入输出都比较灵活。  </w:t>
+      </w:r>
+    </w:p>
+    <w:p>
+      <w:pPr>
+        <w:rPr>
+          <w:rFonts w:hint="eastAsia"/>
+        </w:rPr>
+      </w:pPr>
+      <w:r>
+        <w:rPr>
+          <w:rFonts w:hint="eastAsia"/>
+        </w:rPr>
+        <w:t xml:space="preserve">   RK 端跑的是 RKNNLite，模型已经转成 `.rknn`，输入尺寸、输出结构、静态 shape、量化/编译方式都会影响结果。</w:t>
+      </w:r>
+    </w:p>
+    <w:p>
+      <w:pPr>
+        <w:rPr>
+          <w:rFonts w:hint="eastAsia"/>
+        </w:rPr>
+      </w:pPr>
+    </w:p>
+    <w:p>
+      <w:pPr>
+        <w:rPr>
+          <w:rFonts w:hint="eastAsia"/>
+        </w:rPr>
+      </w:pPr>
+      <w:r>
+        <w:rPr>
+          <w:rFonts w:hint="eastAsia"/>
+        </w:rPr>
+        <w:t>2. **算力结构不一样**</w:t>
+      </w:r>
+    </w:p>
+    <w:p>
+      <w:pPr>
+        <w:rPr>
+          <w:rFonts w:hint="eastAsia"/>
+        </w:rPr>
+      </w:pPr>
+      <w:r>
+        <w:rPr>
+          <w:rFonts w:hint="eastAsia"/>
+        </w:rPr>
+        <w:t xml:space="preserve">   Windows 端 CPU/GPU 资源更宽裕，可以更频繁地做：</w:t>
+      </w:r>
+    </w:p>
+    <w:p>
+      <w:pPr>
+        <w:rPr>
+          <w:rFonts w:hint="eastAsia"/>
+        </w:rPr>
+      </w:pPr>
+      <w:r>
+        <w:rPr>
+          <w:rFonts w:hint="eastAsia"/>
+        </w:rPr>
+        <w:t xml:space="preserve">   - 每帧车辆检测</w:t>
+      </w:r>
+    </w:p>
+    <w:p>
+      <w:pPr>
+        <w:rPr>
+          <w:rFonts w:hint="eastAsia"/>
+        </w:rPr>
+      </w:pPr>
+      <w:r>
+        <w:rPr>
+          <w:rFonts w:hint="eastAsia"/>
+        </w:rPr>
+        <w:t xml:space="preserve">   - 每个候选车辆做 OBB</w:t>
+      </w:r>
+    </w:p>
+    <w:p>
+      <w:pPr>
+        <w:rPr>
+          <w:rFonts w:hint="eastAsia"/>
+        </w:rPr>
+      </w:pPr>
+      <w:r>
+        <w:rPr>
+          <w:rFonts w:hint="eastAsia"/>
+        </w:rPr>
+        <w:t xml:space="preserve">   - 多次 OCR</w:t>
+      </w:r>
+    </w:p>
+    <w:p>
+      <w:pPr>
+        <w:rPr>
+          <w:rFonts w:hint="eastAsia"/>
+        </w:rPr>
+      </w:pPr>
+      <w:r>
+        <w:rPr>
+          <w:rFonts w:hint="eastAsia"/>
+        </w:rPr>
+        <w:t xml:space="preserve">   - 保存大量诊断图</w:t>
+      </w:r>
+    </w:p>
+    <w:p>
+      <w:pPr>
+        <w:rPr>
+          <w:rFonts w:hint="eastAsia"/>
+        </w:rPr>
+      </w:pPr>
+      <w:r>
+        <w:rPr>
+          <w:rFonts w:hint="eastAsia"/>
+        </w:rPr>
+        <w:t xml:space="preserve">   - 实时显示</w:t>
+      </w:r>
+    </w:p>
+    <w:p>
+      <w:pPr>
+        <w:rPr>
+          <w:rFonts w:hint="eastAsia"/>
+        </w:rPr>
+      </w:pPr>
+    </w:p>
+    <w:p>
+      <w:pPr>
+        <w:rPr>
+          <w:rFonts w:hint="eastAsia"/>
+        </w:rPr>
+      </w:pPr>
+      <w:r>
+        <w:rPr>
+          <w:rFonts w:hint="eastAsia"/>
+        </w:rPr>
+        <w:t xml:space="preserve">   RK3588 虽然有 NPU，但 NPU 更适合固定模型推理；Python 后处理、OpenCV resize/crop、HyperLPR3、JPEG 发布、磁盘写图，很多仍然吃 CPU。所以 Windows 上“自然可跑”的逻辑，搬到板端会明显掉帧。</w:t>
+      </w:r>
+    </w:p>
+    <w:p>
+      <w:pPr>
+        <w:rPr>
+          <w:rFonts w:hint="eastAsia"/>
+        </w:rPr>
+      </w:pPr>
+    </w:p>
+    <w:p>
+      <w:pPr>
+        <w:rPr>
+          <w:rFonts w:hint="eastAsia"/>
+        </w:rPr>
+      </w:pPr>
+      <w:r>
+        <w:rPr>
+          <w:rFonts w:hint="eastAsia"/>
+        </w:rPr>
+        <w:t>3. **每帧车辆检测太贵**</w:t>
+      </w:r>
+    </w:p>
+    <w:p>
+      <w:pPr>
+        <w:rPr>
+          <w:rFonts w:hint="eastAsia"/>
+        </w:rPr>
+      </w:pPr>
+      <w:r>
+        <w:rPr>
+          <w:rFonts w:hint="eastAsia"/>
+        </w:rPr>
+        <w:t xml:space="preserve">   Windows 等价模式是：</w:t>
+      </w:r>
+    </w:p>
+    <w:p>
+      <w:pPr>
+        <w:rPr>
+          <w:rFonts w:hint="eastAsia"/>
+        </w:rPr>
+      </w:pPr>
+    </w:p>
+    <w:p>
+      <w:pPr>
+        <w:rPr>
+          <w:rFonts w:hint="eastAsia"/>
+        </w:rPr>
+      </w:pPr>
+      <w:r>
+        <w:rPr>
+          <w:rFonts w:hint="eastAsia"/>
+        </w:rPr>
+        <w:t xml:space="preserve">   ```text</w:t>
+      </w:r>
+    </w:p>
+    <w:p>
+      <w:pPr>
+        <w:rPr>
+          <w:rFonts w:hint="eastAsia"/>
+        </w:rPr>
+      </w:pPr>
+      <w:r>
+        <w:rPr>
+          <w:rFonts w:hint="eastAsia"/>
+        </w:rPr>
+        <w:t xml:space="preserve">   vehicle-detect-interval = 1</w:t>
+      </w:r>
+    </w:p>
+    <w:p>
+      <w:pPr>
+        <w:rPr>
+          <w:rFonts w:hint="eastAsia"/>
+        </w:rPr>
+      </w:pPr>
+      <w:r>
+        <w:rPr>
+          <w:rFonts w:hint="eastAsia"/>
+        </w:rPr>
+        <w:t xml:space="preserve">   ```</w:t>
+      </w:r>
+    </w:p>
+    <w:p>
+      <w:pPr>
+        <w:rPr>
+          <w:rFonts w:hint="eastAsia"/>
+        </w:rPr>
+      </w:pPr>
+    </w:p>
+    <w:p>
+      <w:pPr>
+        <w:rPr>
+          <w:rFonts w:hint="eastAsia"/>
+        </w:rPr>
+      </w:pPr>
+      <w:r>
+        <w:rPr>
+          <w:rFonts w:hint="eastAsia"/>
+        </w:rPr>
+        <w:t xml:space="preserve">   也就是每帧都跑车辆检测。  </w:t>
+      </w:r>
+    </w:p>
+    <w:p>
+      <w:pPr>
+        <w:rPr>
+          <w:rFonts w:hint="eastAsia"/>
+        </w:rPr>
+      </w:pPr>
+      <w:r>
+        <w:rPr>
+          <w:rFonts w:hint="eastAsia"/>
+        </w:rPr>
+        <w:t xml:space="preserve">   RK 端实测这个模式只有约 `4.97 FPS`，可以用来诊断，但不适合作为最终实时方案。</w:t>
+      </w:r>
+    </w:p>
+    <w:p>
+      <w:pPr>
+        <w:rPr>
+          <w:rFonts w:hint="eastAsia"/>
+        </w:rPr>
+      </w:pPr>
+    </w:p>
+    <w:p>
+      <w:pPr>
+        <w:rPr>
+          <w:rFonts w:hint="eastAsia"/>
+        </w:rPr>
+      </w:pPr>
+      <w:r>
+        <w:rPr>
+          <w:rFonts w:hint="eastAsia"/>
+        </w:rPr>
+        <w:t xml:space="preserve">   后来 RK 端改成：</w:t>
+      </w:r>
+    </w:p>
+    <w:p>
+      <w:pPr>
+        <w:rPr>
+          <w:rFonts w:hint="eastAsia"/>
+        </w:rPr>
+      </w:pPr>
+    </w:p>
+    <w:p>
+      <w:pPr>
+        <w:rPr>
+          <w:rFonts w:hint="eastAsia"/>
+        </w:rPr>
+      </w:pPr>
+      <w:r>
+        <w:rPr>
+          <w:rFonts w:hint="eastAsia"/>
+        </w:rPr>
+        <w:t xml:space="preserve">   ```text</w:t>
+      </w:r>
+    </w:p>
+    <w:p>
+      <w:pPr>
+        <w:rPr>
+          <w:rFonts w:hint="eastAsia"/>
+        </w:rPr>
+      </w:pPr>
+      <w:r>
+        <w:rPr>
+          <w:rFonts w:hint="eastAsia"/>
+        </w:rPr>
+        <w:t xml:space="preserve">   vehicle-detect-interval = 3</w:t>
+      </w:r>
+    </w:p>
+    <w:p>
+      <w:pPr>
+        <w:rPr>
+          <w:rFonts w:hint="eastAsia"/>
+        </w:rPr>
+      </w:pPr>
+      <w:r>
+        <w:rPr>
+          <w:rFonts w:hint="eastAsia"/>
+        </w:rPr>
+        <w:t xml:space="preserve">   --rk-adaptive</w:t>
+      </w:r>
+    </w:p>
+    <w:p>
+      <w:pPr>
+        <w:rPr>
+          <w:rFonts w:hint="eastAsia"/>
+        </w:rPr>
+      </w:pPr>
+      <w:r>
+        <w:rPr>
+          <w:rFonts w:hint="eastAsia"/>
+        </w:rPr>
+        <w:t xml:space="preserve">   ```</w:t>
+      </w:r>
+    </w:p>
+    <w:p>
+      <w:pPr>
+        <w:rPr>
+          <w:rFonts w:hint="eastAsia"/>
+        </w:rPr>
+      </w:pPr>
+    </w:p>
+    <w:p>
+      <w:pPr>
+        <w:rPr>
+          <w:rFonts w:hint="eastAsia"/>
+        </w:rPr>
+      </w:pPr>
+      <w:r>
+        <w:rPr>
+          <w:rFonts w:hint="eastAsia"/>
+        </w:rPr>
+        <w:t xml:space="preserve">   让车辆检测降频，中间用 tracker / 预测框维持车辆位置。这样完整视频能到约 `11.72 FPS`。</w:t>
+      </w:r>
+    </w:p>
+    <w:p>
+      <w:pPr>
+        <w:rPr>
+          <w:rFonts w:hint="eastAsia"/>
+        </w:rPr>
+      </w:pPr>
+    </w:p>
+    <w:p>
+      <w:pPr>
+        <w:rPr>
+          <w:rFonts w:hint="eastAsia"/>
+        </w:rPr>
+      </w:pPr>
+      <w:r>
+        <w:rPr>
+          <w:rFonts w:hint="eastAsia"/>
+        </w:rPr>
+        <w:t>4. **OCR 在板端很贵，也更容易变成瓶颈**</w:t>
+      </w:r>
+    </w:p>
+    <w:p>
+      <w:pPr>
+        <w:rPr>
+          <w:rFonts w:hint="eastAsia"/>
+        </w:rPr>
+      </w:pPr>
+      <w:r>
+        <w:rPr>
+          <w:rFonts w:hint="eastAsia"/>
+        </w:rPr>
+        <w:t xml:space="preserve">   HyperLPR3 在 Windows 端可以比较从容地跑。  </w:t>
+      </w:r>
+    </w:p>
+    <w:p>
+      <w:pPr>
+        <w:rPr>
+          <w:rFonts w:hint="eastAsia"/>
+        </w:rPr>
+      </w:pPr>
+      <w:r>
+        <w:rPr>
+          <w:rFonts w:hint="eastAsia"/>
+        </w:rPr>
+        <w:t xml:space="preserve">   但在 RK 端，HyperLPR3 不是 RKNN/NPU 模型，主要吃 CPU/ONNXRuntime，因此不能无脑对每个车辆、每个 plate crop 高频 OCR。</w:t>
+      </w:r>
+    </w:p>
+    <w:p>
+      <w:pPr>
+        <w:rPr>
+          <w:rFonts w:hint="eastAsia"/>
+        </w:rPr>
+      </w:pPr>
+    </w:p>
+    <w:p>
+      <w:pPr>
+        <w:rPr>
+          <w:rFonts w:hint="eastAsia"/>
+        </w:rPr>
+      </w:pPr>
+      <w:r>
+        <w:rPr>
+          <w:rFonts w:hint="eastAsia"/>
+        </w:rPr>
+        <w:t xml:space="preserve">   所以 RK 端流程必须强调：</w:t>
+      </w:r>
+    </w:p>
+    <w:p>
+      <w:pPr>
+        <w:rPr>
+          <w:rFonts w:hint="eastAsia"/>
+        </w:rPr>
+      </w:pPr>
+    </w:p>
+    <w:p>
+      <w:pPr>
+        <w:rPr>
+          <w:rFonts w:hint="eastAsia"/>
+        </w:rPr>
+      </w:pPr>
+      <w:r>
+        <w:rPr>
+          <w:rFonts w:hint="eastAsia"/>
+        </w:rPr>
+        <w:t xml:space="preserve">   ```text</w:t>
+      </w:r>
+    </w:p>
+    <w:p>
+      <w:pPr>
+        <w:rPr>
+          <w:rFonts w:hint="eastAsia"/>
+        </w:rPr>
+      </w:pPr>
+      <w:r>
+        <w:rPr>
+          <w:rFonts w:hint="eastAsia"/>
+        </w:rPr>
+        <w:t xml:space="preserve">   锁定前 OCR</w:t>
+      </w:r>
+    </w:p>
+    <w:p>
+      <w:pPr>
+        <w:rPr>
+          <w:rFonts w:hint="eastAsia"/>
+        </w:rPr>
+      </w:pPr>
+      <w:r>
+        <w:rPr>
+          <w:rFonts w:hint="eastAsia"/>
+        </w:rPr>
+        <w:t xml:space="preserve">   锁定后停止 OCR</w:t>
+      </w:r>
+    </w:p>
+    <w:p>
+      <w:pPr>
+        <w:rPr>
+          <w:rFonts w:hint="eastAsia"/>
+        </w:rPr>
+      </w:pPr>
+      <w:r>
+        <w:rPr>
+          <w:rFonts w:hint="eastAsia"/>
+        </w:rPr>
+        <w:t xml:space="preserve">   ```</w:t>
+      </w:r>
+    </w:p>
+    <w:p>
+      <w:pPr>
+        <w:rPr>
+          <w:rFonts w:hint="eastAsia"/>
+        </w:rPr>
+      </w:pPr>
+    </w:p>
+    <w:p>
+      <w:pPr>
+        <w:rPr>
+          <w:rFonts w:hint="eastAsia"/>
+        </w:rPr>
+      </w:pPr>
+      <w:r>
+        <w:rPr>
+          <w:rFonts w:hint="eastAsia"/>
+        </w:rPr>
+        <w:t xml:space="preserve">   否则 FPS 会被 OCR 拖住。</w:t>
+      </w:r>
+    </w:p>
+    <w:p>
+      <w:pPr>
+        <w:rPr>
+          <w:rFonts w:hint="eastAsia"/>
+        </w:rPr>
+      </w:pPr>
+    </w:p>
+    <w:p>
+      <w:pPr>
+        <w:rPr>
+          <w:rFonts w:hint="eastAsia"/>
+        </w:rPr>
+      </w:pPr>
+      <w:r>
+        <w:rPr>
+          <w:rFonts w:hint="eastAsia"/>
+        </w:rPr>
+        <w:t>5. **OBB 和 OCR 命中不是越多越好**</w:t>
+      </w:r>
+    </w:p>
+    <w:p>
+      <w:pPr>
+        <w:rPr>
+          <w:rFonts w:hint="eastAsia"/>
+        </w:rPr>
+      </w:pPr>
+      <w:r>
+        <w:rPr>
+          <w:rFonts w:hint="eastAsia"/>
+        </w:rPr>
+        <w:t xml:space="preserve">   我们试过：</w:t>
+      </w:r>
+    </w:p>
+    <w:p>
+      <w:pPr>
+        <w:rPr>
+          <w:rFonts w:hint="eastAsia"/>
+        </w:rPr>
+      </w:pPr>
+      <w:r>
+        <w:rPr>
+          <w:rFonts w:hint="eastAsia"/>
+        </w:rPr>
+        <w:t xml:space="preserve">   - `--plate-on-predicted`</w:t>
+      </w:r>
+    </w:p>
+    <w:p>
+      <w:pPr>
+        <w:rPr>
+          <w:rFonts w:hint="eastAsia"/>
+        </w:rPr>
+      </w:pPr>
+      <w:r>
+        <w:rPr>
+          <w:rFonts w:hint="eastAsia"/>
+        </w:rPr>
+        <w:t xml:space="preserve">   - `--hyperlpr-pre-ocr`</w:t>
+      </w:r>
+    </w:p>
+    <w:p>
+      <w:pPr>
+        <w:rPr>
+          <w:rFonts w:hint="eastAsia"/>
+        </w:rPr>
+      </w:pPr>
+      <w:r>
+        <w:rPr>
+          <w:rFonts w:hint="eastAsia"/>
+        </w:rPr>
+        <w:t xml:space="preserve">   - 全车 crop 预 OCR</w:t>
+      </w:r>
+    </w:p>
+    <w:p>
+      <w:pPr>
+        <w:rPr>
+          <w:rFonts w:hint="eastAsia"/>
+        </w:rPr>
+      </w:pPr>
+      <w:r>
+        <w:rPr>
+          <w:rFonts w:hint="eastAsia"/>
+        </w:rPr>
+        <w:t xml:space="preserve">   - 更多 predicted 框上做 plate 检测</w:t>
+      </w:r>
+    </w:p>
+    <w:p>
+      <w:pPr>
+        <w:rPr>
+          <w:rFonts w:hint="eastAsia"/>
+        </w:rPr>
+      </w:pPr>
+    </w:p>
+    <w:p>
+      <w:pPr>
+        <w:rPr>
+          <w:rFonts w:hint="eastAsia"/>
+        </w:rPr>
+      </w:pPr>
+      <w:r>
+        <w:rPr>
+          <w:rFonts w:hint="eastAsia"/>
+        </w:rPr>
+        <w:t xml:space="preserve">   这些确实可能增加命中次数，但也会增加噪声。  </w:t>
+      </w:r>
+    </w:p>
+    <w:p>
+      <w:pPr>
+        <w:rPr>
+          <w:rFonts w:hint="eastAsia"/>
+        </w:rPr>
+      </w:pPr>
+      <w:r>
+        <w:rPr>
+          <w:rFonts w:hint="eastAsia"/>
+        </w:rPr>
+        <w:t xml:space="preserve">   比如某辆车能因此锁上，另一辆车反而被错误 OCR 干扰。所以 RK 端不能简单追求“多跑几次 OCR”，必须做候选质量控制和投票。</w:t>
+      </w:r>
+    </w:p>
+    <w:p>
+      <w:pPr>
+        <w:rPr>
+          <w:rFonts w:hint="eastAsia"/>
+        </w:rPr>
+      </w:pPr>
+    </w:p>
+    <w:p>
+      <w:pPr>
+        <w:rPr>
+          <w:rFonts w:hint="eastAsia"/>
+        </w:rPr>
+      </w:pPr>
+      <w:r>
+        <w:rPr>
+          <w:rFonts w:hint="eastAsia"/>
+        </w:rPr>
+        <w:t>6. **tracker 行为在板端更重要**</w:t>
+      </w:r>
+    </w:p>
+    <w:p>
+      <w:pPr>
+        <w:rPr>
+          <w:rFonts w:hint="eastAsia"/>
+        </w:rPr>
+      </w:pPr>
+      <w:r>
+        <w:rPr>
+          <w:rFonts w:hint="eastAsia"/>
+        </w:rPr>
+        <w:t xml:space="preserve">   Windows 端如果算力足，可以靠频繁检测纠正 tracker。  </w:t>
+      </w:r>
+    </w:p>
+    <w:p>
+      <w:pPr>
+        <w:rPr>
+          <w:rFonts w:hint="eastAsia"/>
+        </w:rPr>
+      </w:pPr>
+      <w:r>
+        <w:rPr>
+          <w:rFonts w:hint="eastAsia"/>
+        </w:rPr>
+        <w:t xml:space="preserve">   RK 端降频检测后，tracker 必须承担更多职责：</w:t>
+      </w:r>
+    </w:p>
+    <w:p>
+      <w:pPr>
+        <w:rPr>
+          <w:rFonts w:hint="eastAsia"/>
+        </w:rPr>
+      </w:pPr>
+    </w:p>
+    <w:p>
+      <w:pPr>
+        <w:rPr>
+          <w:rFonts w:hint="eastAsia"/>
+        </w:rPr>
+      </w:pPr>
+      <w:r>
+        <w:rPr>
+          <w:rFonts w:hint="eastAsia"/>
+        </w:rPr>
+        <w:t xml:space="preserve">   - 中间帧预测车辆框</w:t>
+      </w:r>
+    </w:p>
+    <w:p>
+      <w:pPr>
+        <w:rPr>
+          <w:rFonts w:hint="eastAsia"/>
+        </w:rPr>
+      </w:pPr>
+      <w:r>
+        <w:rPr>
+          <w:rFonts w:hint="eastAsia"/>
+        </w:rPr>
+        <w:t xml:space="preserve">   - 锁定后继续显示车牌号</w:t>
+      </w:r>
+    </w:p>
+    <w:p>
+      <w:pPr>
+        <w:rPr>
+          <w:rFonts w:hint="eastAsia"/>
+        </w:rPr>
+      </w:pPr>
+      <w:r>
+        <w:rPr>
+          <w:rFonts w:hint="eastAsia"/>
+        </w:rPr>
+        <w:t xml:space="preserve">   - track ID 断裂后尽量重关联</w:t>
+      </w:r>
+    </w:p>
+    <w:p>
+      <w:pPr>
+        <w:rPr>
+          <w:rFonts w:hint="eastAsia"/>
+        </w:rPr>
+      </w:pPr>
+      <w:r>
+        <w:rPr>
+          <w:rFonts w:hint="eastAsia"/>
+        </w:rPr>
+        <w:t xml:space="preserve">   - 避免锁定文本丢失</w:t>
+      </w:r>
+    </w:p>
+    <w:p>
+      <w:pPr>
+        <w:rPr>
+          <w:rFonts w:hint="eastAsia"/>
+        </w:rPr>
+      </w:pPr>
+    </w:p>
+    <w:p>
+      <w:pPr>
+        <w:rPr>
+          <w:rFonts w:hint="eastAsia"/>
+        </w:rPr>
+      </w:pPr>
+      <w:r>
+        <w:rPr>
+          <w:rFonts w:hint="eastAsia"/>
+        </w:rPr>
+        <w:t xml:space="preserve">   这就是为什么 RK 端后来加入了 `rk_adaptive`、locked reassociation、locked prediction 等板端专用逻辑。</w:t>
+      </w:r>
+    </w:p>
+    <w:p>
+      <w:pPr>
+        <w:rPr>
+          <w:rFonts w:hint="eastAsia"/>
+        </w:rPr>
+      </w:pPr>
+    </w:p>
+    <w:p>
+      <w:pPr>
+        <w:rPr>
+          <w:rFonts w:hint="eastAsia"/>
+        </w:rPr>
+      </w:pPr>
+      <w:r>
+        <w:rPr>
+          <w:rFonts w:hint="eastAsia"/>
+        </w:rPr>
+        <w:t>7. **实时显示方式不同**</w:t>
+      </w:r>
+    </w:p>
+    <w:p>
+      <w:pPr>
+        <w:rPr>
+          <w:rFonts w:hint="eastAsia"/>
+        </w:rPr>
+      </w:pPr>
+      <w:r>
+        <w:rPr>
+          <w:rFonts w:hint="eastAsia"/>
+        </w:rPr>
+        <w:t xml:space="preserve">   Windows 端直接 `imshow`。  </w:t>
+      </w:r>
+    </w:p>
+    <w:p>
+      <w:pPr>
+        <w:rPr>
+          <w:rFonts w:hint="eastAsia"/>
+        </w:rPr>
+      </w:pPr>
+      <w:r>
+        <w:rPr>
+          <w:rFonts w:hint="eastAsia"/>
+        </w:rPr>
+        <w:t xml:space="preserve">   RK 端是：</w:t>
+      </w:r>
+    </w:p>
+    <w:p>
+      <w:pPr>
+        <w:rPr>
+          <w:rFonts w:hint="eastAsia"/>
+        </w:rPr>
+      </w:pPr>
+    </w:p>
+    <w:p>
+      <w:pPr>
+        <w:rPr>
+          <w:rFonts w:hint="eastAsia"/>
+        </w:rPr>
+      </w:pPr>
+      <w:r>
+        <w:rPr>
+          <w:rFonts w:hint="eastAsia"/>
+        </w:rPr>
+        <w:t xml:space="preserve">   ```text</w:t>
+      </w:r>
+    </w:p>
+    <w:p>
+      <w:pPr>
+        <w:rPr>
+          <w:rFonts w:hint="eastAsia"/>
+        </w:rPr>
+      </w:pPr>
+      <w:r>
+        <w:rPr>
+          <w:rFonts w:hint="eastAsia"/>
+        </w:rPr>
+        <w:t xml:space="preserve">   rk3588_topk_capture.py 写 /tmp/frame.jpg</w:t>
+      </w:r>
+    </w:p>
+    <w:p>
+      <w:pPr>
+        <w:rPr>
+          <w:rFonts w:hint="eastAsia"/>
+        </w:rPr>
+      </w:pPr>
+      <w:r>
+        <w:rPr>
+          <w:rFonts w:hint="eastAsia"/>
+        </w:rPr>
+        <w:t xml:space="preserve">   stream.py 浏览器读取 /tmp/frame.jpg</w:t>
+      </w:r>
+    </w:p>
+    <w:p>
+      <w:pPr>
+        <w:rPr>
+          <w:rFonts w:hint="eastAsia"/>
+        </w:rPr>
+      </w:pPr>
+      <w:r>
+        <w:rPr>
+          <w:rFonts w:hint="eastAsia"/>
+        </w:rPr>
+        <w:t xml:space="preserve">   ```</w:t>
+      </w:r>
+    </w:p>
+    <w:p>
+      <w:pPr>
+        <w:rPr>
+          <w:rFonts w:hint="eastAsia"/>
+        </w:rPr>
+      </w:pPr>
+    </w:p>
+    <w:p>
+      <w:pPr>
+        <w:rPr>
+          <w:rFonts w:hint="eastAsia"/>
+        </w:rPr>
+      </w:pPr>
+      <w:r>
+        <w:rPr>
+          <w:rFonts w:hint="eastAsia"/>
+        </w:rPr>
+        <w:t xml:space="preserve">   这会引入 JPEG 编码、写文件、浏览器刷新开销。虽然不是最大瓶颈，但会带来额外 FPS 损耗。</w:t>
+      </w:r>
+    </w:p>
+    <w:p>
+      <w:pPr>
+        <w:rPr>
+          <w:rFonts w:hint="eastAsia"/>
+        </w:rPr>
+      </w:pPr>
+    </w:p>
+    <w:p>
+      <w:pPr>
+        <w:rPr>
+          <w:rFonts w:hint="eastAsia"/>
+        </w:rPr>
+      </w:pPr>
+      <w:r>
+        <w:rPr>
+          <w:rFonts w:hint="eastAsia"/>
+        </w:rPr>
+        <w:t>8. **MIPI 又是另一个问题**</w:t>
+      </w:r>
+    </w:p>
+    <w:p>
+      <w:pPr>
+        <w:rPr>
+          <w:rFonts w:hint="eastAsia"/>
+        </w:rPr>
+      </w:pPr>
+      <w:r>
+        <w:rPr>
+          <w:rFonts w:hint="eastAsia"/>
+        </w:rPr>
+        <w:t xml:space="preserve">   MIPI 摄像头不是普通视频文件。它还涉及：</w:t>
+      </w:r>
+    </w:p>
+    <w:p>
+      <w:pPr>
+        <w:rPr>
+          <w:rFonts w:hint="eastAsia"/>
+        </w:rPr>
+      </w:pPr>
+      <w:r>
+        <w:rPr>
+          <w:rFonts w:hint="eastAsia"/>
+        </w:rPr>
+        <w:t xml:space="preserve">   - video node</w:t>
+      </w:r>
+    </w:p>
+    <w:p>
+      <w:pPr>
+        <w:rPr>
+          <w:rFonts w:hint="eastAsia"/>
+        </w:rPr>
+      </w:pPr>
+      <w:r>
+        <w:rPr>
+          <w:rFonts w:hint="eastAsia"/>
+        </w:rPr>
+        <w:t xml:space="preserve">   - pixel format</w:t>
+      </w:r>
+    </w:p>
+    <w:p>
+      <w:pPr>
+        <w:rPr>
+          <w:rFonts w:hint="eastAsia"/>
+        </w:rPr>
+      </w:pPr>
+      <w:r>
+        <w:rPr>
+          <w:rFonts w:hint="eastAsia"/>
+        </w:rPr>
+        <w:t xml:space="preserve">   - UYVY/NV12 解码</w:t>
+      </w:r>
+    </w:p>
+    <w:p>
+      <w:pPr>
+        <w:rPr>
+          <w:rFonts w:hint="eastAsia"/>
+        </w:rPr>
+      </w:pPr>
+      <w:r>
+        <w:rPr>
+          <w:rFonts w:hint="eastAsia"/>
+        </w:rPr>
+        <w:t xml:space="preserve">   - ISP/IQ</w:t>
+      </w:r>
+    </w:p>
+    <w:p>
+      <w:pPr>
+        <w:rPr>
+          <w:rFonts w:hint="eastAsia"/>
+        </w:rPr>
+      </w:pPr>
+      <w:r>
+        <w:rPr>
+          <w:rFonts w:hint="eastAsia"/>
+        </w:rPr>
+        <w:t xml:space="preserve">   - 白平衡</w:t>
+      </w:r>
+    </w:p>
+    <w:p>
+      <w:pPr>
+        <w:rPr>
+          <w:rFonts w:hint="eastAsia"/>
+        </w:rPr>
+      </w:pPr>
+      <w:r>
+        <w:rPr>
+          <w:rFonts w:hint="eastAsia"/>
+        </w:rPr>
+        <w:t xml:space="preserve">   - 曝光</w:t>
+      </w:r>
+    </w:p>
+    <w:p>
+      <w:pPr>
+        <w:rPr>
+          <w:rFonts w:hint="eastAsia"/>
+        </w:rPr>
+      </w:pPr>
+      <w:r>
+        <w:rPr>
+          <w:rFonts w:hint="eastAsia"/>
+        </w:rPr>
+        <w:t xml:space="preserve">   - 实时采集延迟</w:t>
+      </w:r>
+    </w:p>
+    <w:p>
+      <w:pPr>
+        <w:rPr>
+          <w:rFonts w:hint="eastAsia"/>
+        </w:rPr>
+      </w:pPr>
+    </w:p>
+    <w:p>
+      <w:pPr>
+        <w:rPr>
+          <w:rFonts w:hint="eastAsia"/>
+        </w:rPr>
+      </w:pPr>
+      <w:r>
+        <w:rPr>
+          <w:rFonts w:hint="eastAsia"/>
+        </w:rPr>
+        <w:t xml:space="preserve">   </w:t>
+      </w:r>
+      <w:r>
+        <w:rPr>
+          <w:rFonts w:hint="eastAsia"/>
+          <w:lang w:val="en-US" w:eastAsia="zh-CN"/>
+        </w:rPr>
+        <w:t>所以</w:t>
+      </w:r>
       <w:bookmarkStart w:id="0" w:name="_GoBack"/>
       <w:bookmarkEnd w:id="0"/>
+      <w:r>
+        <w:rPr>
+          <w:rFonts w:hint="eastAsia"/>
+        </w:rPr>
+        <w:t>MIPI 调试时我们又单独做了 `rk3588_topk_capture_mipi_debug.py`，不能把手机图片直扫逻辑混进视频主线。</w:t>
+      </w:r>
+    </w:p>
+    <w:p>
+      <w:pPr>
+        <w:rPr>
+          <w:rFonts w:hint="eastAsia"/>
+        </w:rPr>
+      </w:pPr>
+    </w:p>
+    <w:p>
+      <w:pPr>
+        <w:rPr>
+          <w:rFonts w:hint="eastAsia"/>
+        </w:rPr>
+      </w:pPr>
+      <w:r>
+        <w:rPr>
+          <w:rFonts w:hint="eastAsia"/>
+        </w:rPr>
+        <w:t>一句话总结：</w:t>
+      </w:r>
+    </w:p>
+    <w:p>
+      <w:pPr>
+        <w:rPr>
+          <w:rFonts w:hint="eastAsia"/>
+        </w:rPr>
+      </w:pPr>
+    </w:p>
+    <w:p>
+      <w:pPr>
+        <w:rPr>
+          <w:rFonts w:hint="eastAsia"/>
+        </w:rPr>
+      </w:pPr>
+      <w:r>
+        <w:rPr>
+          <w:rFonts w:hint="eastAsia"/>
+        </w:rPr>
+        <w:t>```text</w:t>
+      </w:r>
+    </w:p>
+    <w:p>
+      <w:pPr>
+        <w:rPr>
+          <w:rFonts w:hint="eastAsia"/>
+        </w:rPr>
+      </w:pPr>
+      <w:r>
+        <w:rPr>
+          <w:rFonts w:hint="eastAsia"/>
+        </w:rPr>
+        <w:t>Windows 主线适合“完整、准确、诊断充分”；</w:t>
+      </w:r>
+    </w:p>
+    <w:p>
+      <w:pPr>
+        <w:rPr>
+          <w:rFonts w:hint="eastAsia"/>
+        </w:rPr>
+      </w:pPr>
+      <w:r>
+        <w:rPr>
+          <w:rFonts w:hint="eastAsia"/>
+        </w:rPr>
+        <w:t>RK 主线必须变成“少检测、少 OCR、锁定后跳过、必要时预测和重关联”。</w:t>
+      </w:r>
+    </w:p>
+    <w:p>
+      <w:pPr>
+        <w:rPr>
+          <w:rFonts w:hint="eastAsia"/>
+        </w:rPr>
+      </w:pPr>
+      <w:r>
+        <w:rPr>
+          <w:rFonts w:hint="eastAsia"/>
+        </w:rPr>
+        <w:t>```</w:t>
+      </w:r>
+    </w:p>
+    <w:p>
+      <w:pPr>
+        <w:rPr>
+          <w:rFonts w:hint="eastAsia"/>
+        </w:rPr>
+      </w:pPr>
+    </w:p>
+    <w:p>
+      <w:pPr>
+        <w:rPr>
+          <w:rFonts w:hint="eastAsia"/>
+        </w:rPr>
+      </w:pPr>
+      <w:r>
+        <w:rPr>
+          <w:rFonts w:hint="eastAsia"/>
+        </w:rPr>
+        <w:t>所以我们不是放弃复刻 Windows，而是先用 Windows 等价模式证明差异，再针对 RK3588 的算力和实时部署目标设计专用流程。</w:t>
+      </w:r>
+    </w:p>
+    <w:p>
+      <w:pPr>
+        <w:rPr>
+          <w:rFonts w:hint="eastAsia"/>
+        </w:rPr>
+      </w:pPr>
+    </w:p>
+    <w:p>
+      <w:pPr>
+        <w:rPr>
+          <w:rFonts w:hint="eastAsia"/>
+        </w:rPr>
+      </w:pPr>
     </w:p>
     <w:sectPr>
       <w:pgSz w:w="11906" w:h="16838"/>
@@ -191,7 +1692,7 @@
     <w:lsdException w:qFormat="1" w:unhideWhenUsed="0" w:uiPriority="0" w:semiHidden="0" w:name="Title"/>
     <w:lsdException w:unhideWhenUsed="0" w:uiPriority="0" w:semiHidden="0" w:name="Closing"/>
     <w:lsdException w:unhideWhenUsed="0" w:uiPriority="0" w:semiHidden="0" w:name="Signature"/>
-    <w:lsdException w:unhideWhenUsed="0" w:uiPriority="0" w:name="Default Paragraph Font"/>
+    <w:lsdException w:qFormat="1" w:unhideWhenUsed="0" w:uiPriority="0" w:name="Default Paragraph Font"/>
     <w:lsdException w:unhideWhenUsed="0" w:uiPriority="0" w:semiHidden="0" w:name="Body Text"/>
     <w:lsdException w:unhideWhenUsed="0" w:uiPriority="0" w:semiHidden="0" w:name="Body Text Indent"/>
     <w:lsdException w:unhideWhenUsed="0" w:uiPriority="0" w:semiHidden="0" w:name="List Continue"/>
@@ -396,6 +1897,7 @@
   <w:style w:type="character" w:default="1" w:styleId="3">
     <w:name w:val="Default Paragraph Font"/>
     <w:semiHidden/>
+    <w:qFormat/>
     <w:uiPriority w:val="0"/>
   </w:style>
   <w:style w:type="table" w:default="1" w:styleId="2">
